--- a/INCREMENTO3/Documentos/Commits GITHUB.docx
+++ b/INCREMENTO3/Documentos/Commits GITHUB.docx
@@ -7,6 +7,9 @@
         <w:spacing w:line="278" w:lineRule="auto"/>
         <w:jc w:val="center"/>
       </w:pPr>
+      <w:r>
+        <w:t>g</w:t>
+      </w:r>
     </w:p>
     <w:p>
       <w:pPr>
@@ -349,21 +352,12 @@
       </w:r>
       <w:proofErr w:type="spellEnd"/>
       <w:r>
-        <w:t xml:space="preserve"> Ignacio Sáez Rodríguez</w:t>
-      </w:r>
-      <w:r>
-        <w:t>)</w:t>
-      </w:r>
-    </w:p>
-    <w:p>
-      <w:r>
-        <w:t xml:space="preserve">Vixo23 ( </w:t>
-      </w:r>
-      <w:r>
-        <w:t>Vicente Ignacio Henríquez Cortés</w:t>
-      </w:r>
-      <w:r>
-        <w:t>)</w:t>
+        <w:t xml:space="preserve"> Ignacio Sáez Rodríguez)</w:t>
+      </w:r>
+    </w:p>
+    <w:p>
+      <w:r>
+        <w:t>Vixo23 ( Vicente Ignacio Henríquez Cortés)</w:t>
       </w:r>
     </w:p>
     <w:p>
@@ -383,10 +377,7 @@
         </w:r>
       </w:hyperlink>
       <w:r>
-        <w:t xml:space="preserve"> ( </w:t>
-      </w:r>
-      <w:r>
-        <w:t>Diego Yves Amaro Véliz Riquelme</w:t>
+        <w:t xml:space="preserve"> ( Diego Yves Amaro Véliz Riquelme</w:t>
       </w:r>
       <w:r>
         <w:rPr>
@@ -419,25 +410,69 @@
       </w:r>
     </w:p>
     <w:p>
-      <w:hyperlink r:id="rId7" w:history="1">
-        <w:r>
-          <w:rPr>
-            <w:rStyle w:val="Hipervnculo"/>
-            <w:color w:val="auto"/>
-          </w:rPr>
-          <w:t>elSHUpapoTO</w:t>
-        </w:r>
-      </w:hyperlink>
-      <w:r>
-        <w:t xml:space="preserve"> (</w:t>
-      </w:r>
-      <w:r>
-        <w:t>Benjamín Alberto Franco Silva</w:t>
-      </w:r>
+      <w:proofErr w:type="spellStart"/>
+      <w:r>
+        <w:t>ElJamin</w:t>
+      </w:r>
+      <w:proofErr w:type="spellEnd"/>
+      <w:r>
+        <w:rPr>
+          <w:b/>
+          <w:bCs/>
+        </w:rPr>
+        <w:t xml:space="preserve"> </w:t>
+      </w:r>
+      <w:r>
+        <w:t xml:space="preserve"> (Benjamín Alberto Franco Silva)</w:t>
+      </w:r>
+    </w:p>
+    <w:p>
+      <w:pPr>
+        <w:spacing w:line="240" w:lineRule="auto"/>
+        <w:ind w:firstLine="708"/>
+      </w:pPr>
+      <w:proofErr w:type="spellStart"/>
+      <w:r>
+        <w:t>catavidal</w:t>
+      </w:r>
+      <w:proofErr w:type="spellEnd"/>
+      <w:r>
+        <w:rPr>
+          <w:b/>
+          <w:bCs/>
+        </w:rPr>
+        <w:t xml:space="preserve"> </w:t>
+      </w:r>
+      <w:r>
+        <w:rPr>
+          <w:b/>
+          <w:bCs/>
+        </w:rPr>
+        <w:t>(</w:t>
+      </w:r>
+      <w:r>
+        <w:t xml:space="preserve">Catalina Vidal </w:t>
+      </w:r>
+      <w:proofErr w:type="spellStart"/>
+      <w:r>
+        <w:t>Gallard</w:t>
+      </w:r>
+      <w:r>
+        <w:t>o</w:t>
+      </w:r>
+      <w:proofErr w:type="spellEnd"/>
       <w:r>
         <w:t>)</w:t>
       </w:r>
     </w:p>
+    <w:p>
+      <w:pPr>
+        <w:rPr>
+          <w:b/>
+          <w:bCs/>
+        </w:rPr>
+      </w:pPr>
+    </w:p>
     <w:p/>
     <w:p>
       <w:r>
@@ -449,23 +484,25 @@
       </w:r>
       <w:proofErr w:type="spellEnd"/>
       <w:r>
-        <w:t xml:space="preserve"> del proyecto en la siguiente imagen que forma parte del primer incremento scrum++.</w:t>
+        <w:t xml:space="preserve"> del proyecto en la siguiente imagen que forma parte del </w:t>
+      </w:r>
+      <w:r>
+        <w:t>tercer incremento</w:t>
+      </w:r>
+      <w:r>
+        <w:t xml:space="preserve"> scrum++.</w:t>
       </w:r>
     </w:p>
     <w:p>
       <w:pPr>
         <w:pStyle w:val="Sinespaciado"/>
-        <w:jc w:val="left"/>
-      </w:pPr>
-      <w:r>
-        <w:rPr>
-          <w:noProof/>
-        </w:rPr>
+      </w:pPr>
+      <w:r>
         <w:drawing>
-          <wp:inline distT="0" distB="0" distL="0" distR="0" wp14:anchorId="2C8EE350" wp14:editId="68573E33">
-            <wp:extent cx="5612130" cy="2672715"/>
+          <wp:inline distT="0" distB="0" distL="0" distR="0" wp14:anchorId="37263703" wp14:editId="76C53CE4">
+            <wp:extent cx="5612130" cy="858520"/>
             <wp:effectExtent l="0" t="0" r="7620" b="0"/>
-            <wp:docPr id="1107307252" name="Imagen 1" descr="Captura de pantalla de computadora&#10;&#10;El contenido generado por IA puede ser incorrecto."/>
+            <wp:docPr id="1801213796" name="Imagen 1" descr="Interfaz de usuario gráfica, Aplicación&#10;&#10;El contenido generado por IA puede ser incorrecto."/>
             <wp:cNvGraphicFramePr>
               <a:graphicFrameLocks xmlns:a="http://schemas.openxmlformats.org/drawingml/2006/main" noChangeAspect="1"/>
             </wp:cNvGraphicFramePr>
@@ -473,7 +510,50 @@
               <a:graphicData uri="http://schemas.openxmlformats.org/drawingml/2006/picture">
                 <pic:pic xmlns:pic="http://schemas.openxmlformats.org/drawingml/2006/picture">
                   <pic:nvPicPr>
-                    <pic:cNvPr id="1107307252" name="Imagen 1" descr="Captura de pantalla de computadora&#10;&#10;El contenido generado por IA puede ser incorrecto."/>
+                    <pic:cNvPr id="1801213796" name="Imagen 1" descr="Interfaz de usuario gráfica, Aplicación&#10;&#10;El contenido generado por IA puede ser incorrecto."/>
+                    <pic:cNvPicPr/>
+                  </pic:nvPicPr>
+                  <pic:blipFill>
+                    <a:blip r:embed="rId7"/>
+                    <a:stretch>
+                      <a:fillRect/>
+                    </a:stretch>
+                  </pic:blipFill>
+                  <pic:spPr>
+                    <a:xfrm>
+                      <a:off x="0" y="0"/>
+                      <a:ext cx="5612130" cy="858520"/>
+                    </a:xfrm>
+                    <a:prstGeom prst="rect">
+                      <a:avLst/>
+                    </a:prstGeom>
+                  </pic:spPr>
+                </pic:pic>
+              </a:graphicData>
+            </a:graphic>
+          </wp:inline>
+        </w:drawing>
+      </w:r>
+    </w:p>
+    <w:p>
+      <w:pPr>
+        <w:pStyle w:val="Sinespaciado"/>
+      </w:pPr>
+      <w:r>
+        <w:lastRenderedPageBreak/>
+        <w:drawing>
+          <wp:inline distT="0" distB="0" distL="0" distR="0" wp14:anchorId="5895BB4F" wp14:editId="38ABCA83">
+            <wp:extent cx="5612130" cy="4025900"/>
+            <wp:effectExtent l="0" t="0" r="7620" b="0"/>
+            <wp:docPr id="1987915377" name="Imagen 1" descr="Captura de pantalla de computadora&#10;&#10;El contenido generado por IA puede ser incorrecto."/>
+            <wp:cNvGraphicFramePr>
+              <a:graphicFrameLocks xmlns:a="http://schemas.openxmlformats.org/drawingml/2006/main" noChangeAspect="1"/>
+            </wp:cNvGraphicFramePr>
+            <a:graphic xmlns:a="http://schemas.openxmlformats.org/drawingml/2006/main">
+              <a:graphicData uri="http://schemas.openxmlformats.org/drawingml/2006/picture">
+                <pic:pic xmlns:pic="http://schemas.openxmlformats.org/drawingml/2006/picture">
+                  <pic:nvPicPr>
+                    <pic:cNvPr id="1987915377" name="Imagen 1" descr="Captura de pantalla de computadora&#10;&#10;El contenido generado por IA puede ser incorrecto."/>
                     <pic:cNvPicPr/>
                   </pic:nvPicPr>
                   <pic:blipFill>
@@ -485,7 +565,7 @@
                   <pic:spPr>
                     <a:xfrm>
                       <a:off x="0" y="0"/>
-                      <a:ext cx="5612130" cy="2672715"/>
+                      <a:ext cx="5612130" cy="4025900"/>
                     </a:xfrm>
                     <a:prstGeom prst="rect">
                       <a:avLst/>
@@ -503,13 +583,30 @@
         <w:pStyle w:val="Sinespaciado"/>
         <w:jc w:val="left"/>
       </w:pPr>
-      <w:r>
+    </w:p>
+    <w:p>
+      <w:pPr>
+        <w:pStyle w:val="Sinespaciado"/>
+        <w:ind w:firstLine="0"/>
+        <w:jc w:val="left"/>
+      </w:pPr>
+    </w:p>
+    <w:p>
+      <w:pPr>
+        <w:pStyle w:val="Sinespaciado"/>
+        <w:jc w:val="left"/>
+      </w:pPr>
+      <w:r>
+        <w:rPr>
+          <w:noProof/>
+          <w14:ligatures w14:val="standardContextual"/>
+        </w:rPr>
         <w:lastRenderedPageBreak/>
         <w:drawing>
-          <wp:inline distT="0" distB="0" distL="0" distR="0" wp14:anchorId="435869E8" wp14:editId="32B61BE0">
-            <wp:extent cx="5612130" cy="3283585"/>
+          <wp:inline distT="0" distB="0" distL="0" distR="0" wp14:anchorId="63E4A02B" wp14:editId="7F2F1151">
+            <wp:extent cx="5612130" cy="3968115"/>
             <wp:effectExtent l="0" t="0" r="7620" b="0"/>
-            <wp:docPr id="468928096" name="Imagen 1" descr="Captura de pantalla de computadora&#10;&#10;El contenido generado por IA puede ser incorrecto."/>
+            <wp:docPr id="692712198" name="Imagen 1" descr="Interfaz de usuario gráfica, Texto, Aplicación&#10;&#10;El contenido generado por IA puede ser incorrecto."/>
             <wp:cNvGraphicFramePr>
               <a:graphicFrameLocks xmlns:a="http://schemas.openxmlformats.org/drawingml/2006/main" noChangeAspect="1"/>
             </wp:cNvGraphicFramePr>
@@ -517,7 +614,7 @@
               <a:graphicData uri="http://schemas.openxmlformats.org/drawingml/2006/picture">
                 <pic:pic xmlns:pic="http://schemas.openxmlformats.org/drawingml/2006/picture">
                   <pic:nvPicPr>
-                    <pic:cNvPr id="468928096" name="Imagen 1" descr="Captura de pantalla de computadora&#10;&#10;El contenido generado por IA puede ser incorrecto."/>
+                    <pic:cNvPr id="692712198" name="Imagen 1" descr="Interfaz de usuario gráfica, Texto, Aplicación&#10;&#10;El contenido generado por IA puede ser incorrecto."/>
                     <pic:cNvPicPr/>
                   </pic:nvPicPr>
                   <pic:blipFill>
@@ -529,7 +626,7 @@
                   <pic:spPr>
                     <a:xfrm>
                       <a:off x="0" y="0"/>
-                      <a:ext cx="5612130" cy="3283585"/>
+                      <a:ext cx="5612130" cy="3968115"/>
                     </a:xfrm>
                     <a:prstGeom prst="rect">
                       <a:avLst/>
@@ -547,195 +644,6 @@
         <w:pStyle w:val="Sinespaciado"/>
         <w:jc w:val="left"/>
       </w:pPr>
-      <w:r>
-        <w:rPr>
-          <w:noProof/>
-          <w14:ligatures w14:val="standardContextual"/>
-        </w:rPr>
-        <w:drawing>
-          <wp:inline distT="0" distB="0" distL="0" distR="0" wp14:anchorId="623DC8AF" wp14:editId="47488F3F">
-            <wp:extent cx="5612130" cy="2816860"/>
-            <wp:effectExtent l="0" t="0" r="7620" b="2540"/>
-            <wp:docPr id="1960538820" name="Imagen 1" descr="Captura de pantalla de computadora&#10;&#10;El contenido generado por IA puede ser incorrecto."/>
-            <wp:cNvGraphicFramePr>
-              <a:graphicFrameLocks xmlns:a="http://schemas.openxmlformats.org/drawingml/2006/main" noChangeAspect="1"/>
-            </wp:cNvGraphicFramePr>
-            <a:graphic xmlns:a="http://schemas.openxmlformats.org/drawingml/2006/main">
-              <a:graphicData uri="http://schemas.openxmlformats.org/drawingml/2006/picture">
-                <pic:pic xmlns:pic="http://schemas.openxmlformats.org/drawingml/2006/picture">
-                  <pic:nvPicPr>
-                    <pic:cNvPr id="1960538820" name="Imagen 1" descr="Captura de pantalla de computadora&#10;&#10;El contenido generado por IA puede ser incorrecto."/>
-                    <pic:cNvPicPr/>
-                  </pic:nvPicPr>
-                  <pic:blipFill>
-                    <a:blip r:embed="rId10"/>
-                    <a:stretch>
-                      <a:fillRect/>
-                    </a:stretch>
-                  </pic:blipFill>
-                  <pic:spPr>
-                    <a:xfrm>
-                      <a:off x="0" y="0"/>
-                      <a:ext cx="5612130" cy="2816860"/>
-                    </a:xfrm>
-                    <a:prstGeom prst="rect">
-                      <a:avLst/>
-                    </a:prstGeom>
-                  </pic:spPr>
-                </pic:pic>
-              </a:graphicData>
-            </a:graphic>
-          </wp:inline>
-        </w:drawing>
-      </w:r>
-    </w:p>
-    <w:p>
-      <w:pPr>
-        <w:pStyle w:val="Sinespaciado"/>
-        <w:jc w:val="left"/>
-      </w:pPr>
-      <w:r>
-        <w:rPr>
-          <w:noProof/>
-          <w14:ligatures w14:val="standardContextual"/>
-        </w:rPr>
-        <w:lastRenderedPageBreak/>
-        <w:drawing>
-          <wp:inline distT="0" distB="0" distL="0" distR="0" wp14:anchorId="5AD73680" wp14:editId="73661ACD">
-            <wp:extent cx="5612130" cy="3112770"/>
-            <wp:effectExtent l="0" t="0" r="7620" b="0"/>
-            <wp:docPr id="1050248885" name="Imagen 1" descr="Captura de pantalla de un celular&#10;&#10;El contenido generado por IA puede ser incorrecto."/>
-            <wp:cNvGraphicFramePr>
-              <a:graphicFrameLocks xmlns:a="http://schemas.openxmlformats.org/drawingml/2006/main" noChangeAspect="1"/>
-            </wp:cNvGraphicFramePr>
-            <a:graphic xmlns:a="http://schemas.openxmlformats.org/drawingml/2006/main">
-              <a:graphicData uri="http://schemas.openxmlformats.org/drawingml/2006/picture">
-                <pic:pic xmlns:pic="http://schemas.openxmlformats.org/drawingml/2006/picture">
-                  <pic:nvPicPr>
-                    <pic:cNvPr id="1050248885" name="Imagen 1" descr="Captura de pantalla de un celular&#10;&#10;El contenido generado por IA puede ser incorrecto."/>
-                    <pic:cNvPicPr/>
-                  </pic:nvPicPr>
-                  <pic:blipFill>
-                    <a:blip r:embed="rId11"/>
-                    <a:stretch>
-                      <a:fillRect/>
-                    </a:stretch>
-                  </pic:blipFill>
-                  <pic:spPr>
-                    <a:xfrm>
-                      <a:off x="0" y="0"/>
-                      <a:ext cx="5612130" cy="3112770"/>
-                    </a:xfrm>
-                    <a:prstGeom prst="rect">
-                      <a:avLst/>
-                    </a:prstGeom>
-                  </pic:spPr>
-                </pic:pic>
-              </a:graphicData>
-            </a:graphic>
-          </wp:inline>
-        </w:drawing>
-      </w:r>
-    </w:p>
-    <w:p>
-      <w:pPr>
-        <w:pStyle w:val="Sinespaciado"/>
-        <w:jc w:val="left"/>
-      </w:pPr>
-      <w:r>
-        <w:rPr>
-          <w:noProof/>
-          <w14:ligatures w14:val="standardContextual"/>
-        </w:rPr>
-        <w:drawing>
-          <wp:inline distT="0" distB="0" distL="0" distR="0" wp14:anchorId="682C2841" wp14:editId="078058E1">
-            <wp:extent cx="5612130" cy="1942465"/>
-            <wp:effectExtent l="0" t="0" r="7620" b="635"/>
-            <wp:docPr id="1760253503" name="Imagen 1" descr="Interfaz de usuario gráfica, Aplicación&#10;&#10;El contenido generado por IA puede ser incorrecto."/>
-            <wp:cNvGraphicFramePr>
-              <a:graphicFrameLocks xmlns:a="http://schemas.openxmlformats.org/drawingml/2006/main" noChangeAspect="1"/>
-            </wp:cNvGraphicFramePr>
-            <a:graphic xmlns:a="http://schemas.openxmlformats.org/drawingml/2006/main">
-              <a:graphicData uri="http://schemas.openxmlformats.org/drawingml/2006/picture">
-                <pic:pic xmlns:pic="http://schemas.openxmlformats.org/drawingml/2006/picture">
-                  <pic:nvPicPr>
-                    <pic:cNvPr id="1760253503" name="Imagen 1" descr="Interfaz de usuario gráfica, Aplicación&#10;&#10;El contenido generado por IA puede ser incorrecto."/>
-                    <pic:cNvPicPr/>
-                  </pic:nvPicPr>
-                  <pic:blipFill>
-                    <a:blip r:embed="rId12"/>
-                    <a:stretch>
-                      <a:fillRect/>
-                    </a:stretch>
-                  </pic:blipFill>
-                  <pic:spPr>
-                    <a:xfrm>
-                      <a:off x="0" y="0"/>
-                      <a:ext cx="5612130" cy="1942465"/>
-                    </a:xfrm>
-                    <a:prstGeom prst="rect">
-                      <a:avLst/>
-                    </a:prstGeom>
-                  </pic:spPr>
-                </pic:pic>
-              </a:graphicData>
-            </a:graphic>
-          </wp:inline>
-        </w:drawing>
-      </w:r>
-    </w:p>
-    <w:p>
-      <w:pPr>
-        <w:pStyle w:val="Sinespaciado"/>
-        <w:jc w:val="left"/>
-      </w:pPr>
-      <w:r>
-        <w:rPr>
-          <w:noProof/>
-          <w14:ligatures w14:val="standardContextual"/>
-        </w:rPr>
-        <w:drawing>
-          <wp:inline distT="0" distB="0" distL="0" distR="0" wp14:anchorId="22E78E13" wp14:editId="64546349">
-            <wp:extent cx="5612130" cy="2520950"/>
-            <wp:effectExtent l="0" t="0" r="7620" b="0"/>
-            <wp:docPr id="1898664896" name="Imagen 1" descr="Captura de pantalla de computadora&#10;&#10;El contenido generado por IA puede ser incorrecto."/>
-            <wp:cNvGraphicFramePr>
-              <a:graphicFrameLocks xmlns:a="http://schemas.openxmlformats.org/drawingml/2006/main" noChangeAspect="1"/>
-            </wp:cNvGraphicFramePr>
-            <a:graphic xmlns:a="http://schemas.openxmlformats.org/drawingml/2006/main">
-              <a:graphicData uri="http://schemas.openxmlformats.org/drawingml/2006/picture">
-                <pic:pic xmlns:pic="http://schemas.openxmlformats.org/drawingml/2006/picture">
-                  <pic:nvPicPr>
-                    <pic:cNvPr id="1898664896" name="Imagen 1" descr="Captura de pantalla de computadora&#10;&#10;El contenido generado por IA puede ser incorrecto."/>
-                    <pic:cNvPicPr/>
-                  </pic:nvPicPr>
-                  <pic:blipFill>
-                    <a:blip r:embed="rId13"/>
-                    <a:stretch>
-                      <a:fillRect/>
-                    </a:stretch>
-                  </pic:blipFill>
-                  <pic:spPr>
-                    <a:xfrm>
-                      <a:off x="0" y="0"/>
-                      <a:ext cx="5612130" cy="2520950"/>
-                    </a:xfrm>
-                    <a:prstGeom prst="rect">
-                      <a:avLst/>
-                    </a:prstGeom>
-                  </pic:spPr>
-                </pic:pic>
-              </a:graphicData>
-            </a:graphic>
-          </wp:inline>
-        </w:drawing>
-      </w:r>
-    </w:p>
-    <w:p>
-      <w:pPr>
-        <w:pStyle w:val="Sinespaciado"/>
-        <w:jc w:val="left"/>
-      </w:pPr>
     </w:p>
     <w:p>
       <w:r>
@@ -744,12 +652,11 @@
     </w:p>
     <w:p>
       <w:r>
-        <w:lastRenderedPageBreak/>
         <w:t xml:space="preserve"> </w:t>
       </w:r>
     </w:p>
     <w:p>
-      <w:hyperlink r:id="rId14" w:history="1">
+      <w:hyperlink r:id="rId10" w:history="1">
         <w:r>
           <w:rPr>
             <w:rStyle w:val="Hipervnculo"/>
